--- a/slides/run-of-show.docx
+++ b/slides/run-of-show.docx
@@ -1316,7 +1316,7 @@
     </w:p>
     <w:p>
       <w:r>
-        <w:t>Screen types in a Claude Code session in the course folder: "You are Prairie Health Plan's analyst. Using the northline tools, report engagement and outcome evidence for plan-prairie." Expect 78% weekly response, satisfaction 72, readings up tenfold. Land: "That is the customer's agent, not ours. We built the tools; they run the loop. She never asked for escalations. The answer would have been 2,400 a week."</w:t>
+        <w:t>Screen types in a Claude Code session in the course folder: "You are Prairie Health Plan's analyst. Using the northline tools, report engagement and outcome evidence for plan-prairie." Expect 78% weekly response, satisfaction 72, readings up tenfold. Land: "That is the customer's agent, not ours. We built the tools; they run the loop. Her agent may well report 2,400 flags a week, and it reads as the agent working. Nothing we handed her says they wait 31 hours."</w:t>
       </w:r>
     </w:p>
     <w:p>
